--- a/papers/prog report/14 - Progress Report_.docx
+++ b/papers/prog report/14 - Progress Report_.docx
@@ -20,12 +20,12 @@
     </w:p>
     <w:p>
       <w:pPr>
+        <w:spacing w:after="20" w:line="30" w:lineRule="exact"/>
         <w:jc w:val="center"/>
         <w:rPr>
           <w:b/>
           <w:bCs/>
         </w:rPr>
-        <w:spacing w:before="0" w:after="20" w:line="30" w:lineRule="exact"/>
       </w:pPr>
     </w:p>
     <w:p>
@@ -43,7 +43,7 @@
           <w:bCs/>
           <w:u w:val="single"/>
         </w:rPr>
-        <w:t xml:space="preserve">Date Covered: Week 14 (August 31 - September 4, 2026)</w:t>
+        <w:t>Date Covered: Week 14 (August 31 - September 4, 2026)</w:t>
       </w:r>
     </w:p>
     <w:p>
@@ -84,6 +84,10 @@
         <w:tc>
           <w:tcPr>
             <w:tcW w:w="10790" w:type="dxa"/>
+            <w:tcMar>
+              <w:top w:w="115" w:type="dxa"/>
+              <w:bottom w:w="115" w:type="dxa"/>
+            </w:tcMar>
           </w:tcPr>
           <w:p>
             <w:pPr>
@@ -98,7 +102,7 @@
                 <w:b/>
                 <w:bCs/>
               </w:rPr>
-              <w:t xml:space="preserve">An Integrated Business Intelligence for Sales Forecasting and Inventory Management</w:t>
+              <w:t>An Integrated Business Intelligence for Sales Forecasting and Inventory Management</w:t>
             </w:r>
           </w:p>
         </w:tc>
@@ -106,11 +110,11 @@
     </w:tbl>
     <w:p>
       <w:pPr>
+        <w:spacing w:after="20" w:line="30" w:lineRule="exact"/>
         <w:rPr>
           <w:b/>
           <w:bCs/>
         </w:rPr>
-        <w:spacing w:before="0" w:after="20" w:line="30" w:lineRule="exact"/>
       </w:pPr>
     </w:p>
     <w:p>
@@ -151,14 +155,18 @@
         <w:tc>
           <w:tcPr>
             <w:tcW w:w="10790" w:type="dxa"/>
+            <w:tcMar>
+              <w:top w:w="115" w:type="dxa"/>
+              <w:bottom w:w="115" w:type="dxa"/>
+            </w:tcMar>
           </w:tcPr>
-          <w:p xmlns:w="http://schemas.openxmlformats.org/wordprocessingml/2006/main" xmlns:w14="http://schemas.microsoft.com/office/word/2010/wordml">
-            <w:pPr>
-              <w:spacing w:before="0" w:after="0" w:line="190" w:lineRule="auto"/>
+          <w:p>
+            <w:pPr>
               <w:numPr>
                 <w:ilvl w:val="0"/>
                 <w:numId w:val="4"/>
               </w:numPr>
+              <w:spacing w:line="190" w:lineRule="auto"/>
               <w:ind w:left="400" w:hanging="250"/>
               <w:rPr>
                 <w:sz w:val="17"/>
@@ -170,16 +178,16 @@
                 <w:sz w:val="17"/>
                 <w:szCs w:val="17"/>
               </w:rPr>
-              <w:t xml:space="preserve">Create the outline for Chapter 4 (Results, Discussion, and System Implementation).</w:t>
+              <w:t>Create the outline for Chapter 4 (Results, Discussion, and System Implementation).</w:t>
             </w:r>
           </w:p>
-          <w:p xmlns:w="http://schemas.openxmlformats.org/wordprocessingml/2006/main" xmlns:w14="http://schemas.microsoft.com/office/word/2010/wordml">
-            <w:pPr>
-              <w:spacing w:before="0" w:after="0" w:line="190" w:lineRule="auto"/>
+          <w:p>
+            <w:pPr>
               <w:numPr>
                 <w:ilvl w:val="0"/>
                 <w:numId w:val="4"/>
               </w:numPr>
+              <w:spacing w:line="190" w:lineRule="auto"/>
               <w:ind w:left="400" w:hanging="250"/>
               <w:rPr>
                 <w:sz w:val="17"/>
@@ -191,7 +199,7 @@
                 <w:sz w:val="17"/>
                 <w:szCs w:val="17"/>
               </w:rPr>
-              <w:t xml:space="preserve">Plan the screens and database tables for Suppliers and Shift tracking.</w:t>
+              <w:t>Plan the screens and database tables for Suppliers and Shift tracking.</w:t>
             </w:r>
           </w:p>
         </w:tc>
@@ -199,20 +207,20 @@
     </w:tbl>
     <w:p>
       <w:pPr>
+        <w:spacing w:after="20" w:line="30" w:lineRule="exact"/>
         <w:rPr>
           <w:b/>
           <w:bCs/>
         </w:rPr>
-        <w:spacing w:before="0" w:after="20" w:line="30" w:lineRule="exact"/>
       </w:pPr>
     </w:p>
     <w:p>
       <w:pPr>
+        <w:spacing w:after="20" w:line="30" w:lineRule="exact"/>
         <w:rPr>
           <w:b/>
           <w:bCs/>
         </w:rPr>
-        <w:spacing w:before="0" w:after="20" w:line="30" w:lineRule="exact"/>
       </w:pPr>
     </w:p>
     <w:tbl>
@@ -239,6 +247,10 @@
         <w:tc>
           <w:tcPr>
             <w:tcW w:w="5395" w:type="dxa"/>
+            <w:tcMar>
+              <w:top w:w="115" w:type="dxa"/>
+              <w:bottom w:w="115" w:type="dxa"/>
+            </w:tcMar>
           </w:tcPr>
           <w:p>
             <w:pPr>
@@ -246,12 +258,16 @@
               <w:rPr>
                 <w:b/>
                 <w:bCs/>
+                <w:sz w:val="22"/>
+                <w:szCs w:val="22"/>
               </w:rPr>
             </w:pPr>
             <w:r>
               <w:rPr>
                 <w:b/>
                 <w:bCs/>
+                <w:sz w:val="22"/>
+                <w:szCs w:val="22"/>
               </w:rPr>
               <w:t>Specific Tasks</w:t>
             </w:r>
@@ -260,6 +276,10 @@
         <w:tc>
           <w:tcPr>
             <w:tcW w:w="5395" w:type="dxa"/>
+            <w:tcMar>
+              <w:top w:w="115" w:type="dxa"/>
+              <w:bottom w:w="115" w:type="dxa"/>
+            </w:tcMar>
           </w:tcPr>
           <w:p>
             <w:pPr>
@@ -267,608 +287,648 @@
               <w:rPr>
                 <w:b/>
                 <w:bCs/>
+                <w:sz w:val="22"/>
+                <w:szCs w:val="22"/>
               </w:rPr>
             </w:pPr>
             <w:r>
               <w:rPr>
                 <w:b/>
                 <w:bCs/>
+                <w:sz w:val="22"/>
+                <w:szCs w:val="22"/>
               </w:rPr>
               <w:t>Specific Accomplishments</w:t>
             </w:r>
           </w:p>
         </w:tc>
       </w:tr>
-      <w:tr xmlns:w="http://schemas.openxmlformats.org/wordprocessingml/2006/main" xmlns:w14="http://schemas.microsoft.com/office/word/2010/wordml">
+      <w:tr>
         <w:trPr>
-          <w:cantSplit w:val="1"/>
-          <w:trHeight w:hRule="atLeast" w:val="360"/>
-          <w:tblHeader w:val="0"/>
+          <w:trHeight w:val="360"/>
         </w:trPr>
         <w:tc>
           <w:tcPr>
             <w:tcW w:w="5395" w:type="dxa"/>
+            <w:tcMar>
+              <w:top w:w="115" w:type="dxa"/>
+              <w:bottom w:w="115" w:type="dxa"/>
+            </w:tcMar>
           </w:tcPr>
           <w:p>
             <w:pPr>
-              <w:spacing w:before="0" w:after="0" w:line="190" w:lineRule="auto"/>
-              <w:rPr>
-                <w:b/>
-                <w:bCs/>
-                <w:sz w:val="16"/>
-                <w:szCs w:val="16"/>
+              <w:spacing w:line="190" w:lineRule="auto"/>
+              <w:rPr>
+                <w:b/>
+                <w:bCs/>
+                <w:sz w:val="22"/>
+                <w:szCs w:val="22"/>
               </w:rPr>
             </w:pPr>
             <w:r>
               <w:rPr>
                 <w:b/>
                 <w:bCs/>
-                <w:sz w:val="16"/>
-                <w:szCs w:val="16"/>
+                <w:sz w:val="22"/>
+                <w:szCs w:val="22"/>
               </w:rPr>
               <w:t>Member 1 (Cunan, Christian M.)</w:t>
             </w:r>
           </w:p>
           <w:p>
             <w:pPr>
-              <w:spacing w:before="0" w:after="0" w:line="190" w:lineRule="auto"/>
               <w:numPr>
                 <w:ilvl w:val="0"/>
                 <w:numId w:val="5"/>
               </w:numPr>
+              <w:spacing w:line="190" w:lineRule="auto"/>
               <w:ind w:left="400" w:hanging="250"/>
               <w:rPr>
-                <w:sz w:val="15"/>
-                <w:szCs w:val="15"/>
+                <w:sz w:val="22"/>
+                <w:szCs w:val="22"/>
               </w:rPr>
             </w:pPr>
             <w:r>
               <w:rPr>
-                <w:sz w:val="15"/>
-                <w:szCs w:val="15"/>
-              </w:rPr>
-              <w:t xml:space="preserve">Create database tables for supplier contact details and cashier shift logs.</w:t>
+                <w:sz w:val="22"/>
+                <w:szCs w:val="22"/>
+              </w:rPr>
+              <w:t>Create database tables for supplier contact details and cashier shift logs.</w:t>
             </w:r>
           </w:p>
         </w:tc>
         <w:tc>
           <w:tcPr>
             <w:tcW w:w="5395" w:type="dxa"/>
+            <w:tcMar>
+              <w:top w:w="115" w:type="dxa"/>
+              <w:bottom w:w="115" w:type="dxa"/>
+            </w:tcMar>
           </w:tcPr>
           <w:p>
             <w:pPr>
-              <w:spacing w:before="0" w:after="0" w:line="190" w:lineRule="auto"/>
-              <w:rPr>
-                <w:b/>
-                <w:bCs/>
-                <w:sz w:val="16"/>
-                <w:szCs w:val="16"/>
+              <w:spacing w:line="190" w:lineRule="auto"/>
+              <w:rPr>
+                <w:b/>
+                <w:bCs/>
+                <w:sz w:val="22"/>
+                <w:szCs w:val="22"/>
               </w:rPr>
             </w:pPr>
             <w:r>
               <w:rPr>
                 <w:b/>
                 <w:bCs/>
-                <w:sz w:val="16"/>
-                <w:szCs w:val="16"/>
+                <w:sz w:val="22"/>
+                <w:szCs w:val="22"/>
               </w:rPr>
               <w:t>Member 1 (Cunan, Christian M.)</w:t>
             </w:r>
           </w:p>
           <w:p>
             <w:pPr>
-              <w:spacing w:before="0" w:after="0" w:line="190" w:lineRule="auto"/>
               <w:numPr>
                 <w:ilvl w:val="0"/>
                 <w:numId w:val="2"/>
               </w:numPr>
+              <w:spacing w:line="190" w:lineRule="auto"/>
               <w:ind w:left="400" w:hanging="250"/>
               <w:rPr>
-                <w:sz w:val="15"/>
-                <w:szCs w:val="15"/>
+                <w:sz w:val="22"/>
+                <w:szCs w:val="22"/>
               </w:rPr>
             </w:pPr>
             <w:r>
               <w:rPr>
-                <w:sz w:val="15"/>
-                <w:szCs w:val="15"/>
-              </w:rPr>
-              <w:t xml:space="preserve">Added tbl_suppliers and tbl_shifts to the local database.</w:t>
+                <w:sz w:val="22"/>
+                <w:szCs w:val="22"/>
+              </w:rPr>
+              <w:t>Added tbl_suppliers and tbl_shifts to the local database.</w:t>
             </w:r>
           </w:p>
         </w:tc>
       </w:tr>
-      <w:tr xmlns:w="http://schemas.openxmlformats.org/wordprocessingml/2006/main" xmlns:w14="http://schemas.microsoft.com/office/word/2010/wordml">
+      <w:tr>
         <w:trPr>
-          <w:cantSplit w:val="1"/>
-          <w:trHeight w:hRule="atLeast" w:val="360"/>
-          <w:tblHeader w:val="0"/>
+          <w:trHeight w:val="360"/>
         </w:trPr>
         <w:tc>
           <w:tcPr>
             <w:tcW w:w="5395" w:type="dxa"/>
+            <w:tcMar>
+              <w:top w:w="115" w:type="dxa"/>
+              <w:bottom w:w="115" w:type="dxa"/>
+            </w:tcMar>
           </w:tcPr>
           <w:p>
             <w:pPr>
-              <w:spacing w:before="0" w:after="0" w:line="190" w:lineRule="auto"/>
-              <w:rPr>
-                <w:b/>
-                <w:bCs/>
-                <w:sz w:val="16"/>
-                <w:szCs w:val="16"/>
+              <w:spacing w:line="190" w:lineRule="auto"/>
+              <w:rPr>
+                <w:b/>
+                <w:bCs/>
+                <w:sz w:val="22"/>
+                <w:szCs w:val="22"/>
               </w:rPr>
             </w:pPr>
             <w:r>
               <w:rPr>
                 <w:b/>
                 <w:bCs/>
-                <w:sz w:val="16"/>
-                <w:szCs w:val="16"/>
+                <w:sz w:val="22"/>
+                <w:szCs w:val="22"/>
               </w:rPr>
               <w:t>Member 2 (Basco, Clark Justine T.)</w:t>
             </w:r>
           </w:p>
           <w:p>
             <w:pPr>
-              <w:spacing w:before="0" w:after="0" w:line="190" w:lineRule="auto"/>
               <w:numPr>
                 <w:ilvl w:val="0"/>
                 <w:numId w:val="5"/>
               </w:numPr>
+              <w:spacing w:line="190" w:lineRule="auto"/>
               <w:ind w:left="400" w:hanging="250"/>
               <w:rPr>
-                <w:sz w:val="15"/>
-                <w:szCs w:val="15"/>
+                <w:sz w:val="22"/>
+                <w:szCs w:val="22"/>
               </w:rPr>
             </w:pPr>
             <w:r>
               <w:rPr>
-                <w:sz w:val="15"/>
-                <w:szCs w:val="15"/>
-              </w:rPr>
-              <w:t xml:space="preserve">Outline Chapter 4 and write the introduction for the system implementation section.</w:t>
+                <w:sz w:val="22"/>
+                <w:szCs w:val="22"/>
+              </w:rPr>
+              <w:t>Outline Chapter 4 and write the introduction for the system implementation section.</w:t>
             </w:r>
           </w:p>
         </w:tc>
         <w:tc>
           <w:tcPr>
             <w:tcW w:w="5395" w:type="dxa"/>
+            <w:tcMar>
+              <w:top w:w="115" w:type="dxa"/>
+              <w:bottom w:w="115" w:type="dxa"/>
+            </w:tcMar>
           </w:tcPr>
           <w:p>
             <w:pPr>
-              <w:spacing w:before="0" w:after="0" w:line="190" w:lineRule="auto"/>
-              <w:rPr>
-                <w:b/>
-                <w:bCs/>
-                <w:sz w:val="16"/>
-                <w:szCs w:val="16"/>
+              <w:spacing w:line="190" w:lineRule="auto"/>
+              <w:rPr>
+                <w:b/>
+                <w:bCs/>
+                <w:sz w:val="22"/>
+                <w:szCs w:val="22"/>
               </w:rPr>
             </w:pPr>
             <w:r>
               <w:rPr>
                 <w:b/>
                 <w:bCs/>
-                <w:sz w:val="16"/>
-                <w:szCs w:val="16"/>
+                <w:sz w:val="22"/>
+                <w:szCs w:val="22"/>
               </w:rPr>
               <w:t>Member 2 (Basco, Clark Justine T.)</w:t>
             </w:r>
           </w:p>
           <w:p>
             <w:pPr>
-              <w:spacing w:before="0" w:after="0" w:line="190" w:lineRule="auto"/>
               <w:numPr>
                 <w:ilvl w:val="0"/>
                 <w:numId w:val="2"/>
               </w:numPr>
+              <w:spacing w:line="190" w:lineRule="auto"/>
               <w:ind w:left="400" w:hanging="250"/>
               <w:rPr>
-                <w:sz w:val="15"/>
-                <w:szCs w:val="15"/>
+                <w:sz w:val="22"/>
+                <w:szCs w:val="22"/>
               </w:rPr>
             </w:pPr>
             <w:r>
               <w:rPr>
-                <w:sz w:val="15"/>
-                <w:szCs w:val="15"/>
-              </w:rPr>
-              <w:t xml:space="preserve">Created the Chapter 4 outline and drafted the introductory implementation text.</w:t>
+                <w:sz w:val="22"/>
+                <w:szCs w:val="22"/>
+              </w:rPr>
+              <w:t>Created the Chapter 4 outline and drafted the introductory implementation text.</w:t>
             </w:r>
           </w:p>
         </w:tc>
       </w:tr>
-      <w:tr xmlns:w="http://schemas.openxmlformats.org/wordprocessingml/2006/main" xmlns:w14="http://schemas.microsoft.com/office/word/2010/wordml">
+      <w:tr>
         <w:trPr>
-          <w:cantSplit w:val="1"/>
-          <w:trHeight w:hRule="atLeast" w:val="360"/>
-          <w:tblHeader w:val="0"/>
+          <w:trHeight w:val="360"/>
         </w:trPr>
         <w:tc>
           <w:tcPr>
             <w:tcW w:w="5395" w:type="dxa"/>
+            <w:tcMar>
+              <w:top w:w="115" w:type="dxa"/>
+              <w:bottom w:w="115" w:type="dxa"/>
+            </w:tcMar>
           </w:tcPr>
           <w:p>
             <w:pPr>
-              <w:spacing w:before="0" w:after="0" w:line="190" w:lineRule="auto"/>
-              <w:rPr>
-                <w:b/>
-                <w:bCs/>
-                <w:sz w:val="16"/>
-                <w:szCs w:val="16"/>
+              <w:spacing w:line="190" w:lineRule="auto"/>
+              <w:rPr>
+                <w:b/>
+                <w:bCs/>
+                <w:sz w:val="22"/>
+                <w:szCs w:val="22"/>
               </w:rPr>
             </w:pPr>
             <w:r>
               <w:rPr>
                 <w:b/>
                 <w:bCs/>
-                <w:sz w:val="16"/>
-                <w:szCs w:val="16"/>
+                <w:sz w:val="22"/>
+                <w:szCs w:val="22"/>
               </w:rPr>
               <w:t>Member 3 (Dalusong, Harold P.)</w:t>
             </w:r>
           </w:p>
           <w:p>
             <w:pPr>
-              <w:spacing w:before="0" w:after="0" w:line="190" w:lineRule="auto"/>
               <w:numPr>
                 <w:ilvl w:val="0"/>
                 <w:numId w:val="1"/>
               </w:numPr>
+              <w:spacing w:line="190" w:lineRule="auto"/>
               <w:ind w:left="400" w:hanging="250"/>
               <w:rPr>
-                <w:sz w:val="15"/>
-                <w:szCs w:val="15"/>
+                <w:sz w:val="22"/>
+                <w:szCs w:val="22"/>
               </w:rPr>
             </w:pPr>
             <w:r>
               <w:rPr>
-                <w:sz w:val="15"/>
-                <w:szCs w:val="15"/>
-              </w:rPr>
-              <w:t xml:space="preserve">No assigned tasks</w:t>
+                <w:sz w:val="22"/>
+                <w:szCs w:val="22"/>
+              </w:rPr>
+              <w:t>No assigned tasks</w:t>
             </w:r>
           </w:p>
         </w:tc>
         <w:tc>
           <w:tcPr>
             <w:tcW w:w="5395" w:type="dxa"/>
+            <w:tcMar>
+              <w:top w:w="115" w:type="dxa"/>
+              <w:bottom w:w="115" w:type="dxa"/>
+            </w:tcMar>
           </w:tcPr>
           <w:p>
             <w:pPr>
-              <w:spacing w:before="0" w:after="0" w:line="190" w:lineRule="auto"/>
-              <w:rPr>
-                <w:b/>
-                <w:bCs/>
-                <w:sz w:val="16"/>
-                <w:szCs w:val="16"/>
+              <w:spacing w:line="190" w:lineRule="auto"/>
+              <w:rPr>
+                <w:b/>
+                <w:bCs/>
+                <w:sz w:val="22"/>
+                <w:szCs w:val="22"/>
               </w:rPr>
             </w:pPr>
             <w:r>
               <w:rPr>
                 <w:b/>
                 <w:bCs/>
-                <w:sz w:val="16"/>
-                <w:szCs w:val="16"/>
+                <w:sz w:val="22"/>
+                <w:szCs w:val="22"/>
               </w:rPr>
               <w:t>Member 3 (Dalusong, Harold P.)</w:t>
             </w:r>
           </w:p>
           <w:p>
             <w:pPr>
-              <w:spacing w:before="0" w:after="0" w:line="190" w:lineRule="auto"/>
               <w:numPr>
                 <w:ilvl w:val="0"/>
                 <w:numId w:val="2"/>
               </w:numPr>
+              <w:spacing w:line="190" w:lineRule="auto"/>
               <w:ind w:left="400" w:hanging="250"/>
               <w:rPr>
-                <w:sz w:val="15"/>
-                <w:szCs w:val="15"/>
+                <w:sz w:val="22"/>
+                <w:szCs w:val="22"/>
               </w:rPr>
             </w:pPr>
             <w:r>
               <w:rPr>
-                <w:sz w:val="15"/>
-                <w:szCs w:val="15"/>
-              </w:rPr>
-              <w:t xml:space="preserve">No assigned tasks</w:t>
+                <w:sz w:val="22"/>
+                <w:szCs w:val="22"/>
+              </w:rPr>
+              <w:t>No assigned tasks</w:t>
             </w:r>
           </w:p>
         </w:tc>
       </w:tr>
-      <w:tr xmlns:w="http://schemas.openxmlformats.org/wordprocessingml/2006/main" xmlns:w14="http://schemas.microsoft.com/office/word/2010/wordml">
+      <w:tr>
         <w:trPr>
-          <w:cantSplit w:val="1"/>
-          <w:trHeight w:hRule="atLeast" w:val="360"/>
-          <w:tblHeader w:val="0"/>
+          <w:trHeight w:val="360"/>
         </w:trPr>
         <w:tc>
           <w:tcPr>
             <w:tcW w:w="5395" w:type="dxa"/>
+            <w:tcMar>
+              <w:top w:w="115" w:type="dxa"/>
+              <w:bottom w:w="115" w:type="dxa"/>
+            </w:tcMar>
           </w:tcPr>
           <w:p>
             <w:pPr>
-              <w:spacing w:before="0" w:after="0" w:line="190" w:lineRule="auto"/>
-              <w:rPr>
-                <w:b/>
-                <w:bCs/>
-                <w:sz w:val="16"/>
-                <w:szCs w:val="16"/>
+              <w:spacing w:line="190" w:lineRule="auto"/>
+              <w:rPr>
+                <w:b/>
+                <w:bCs/>
+                <w:sz w:val="22"/>
+                <w:szCs w:val="22"/>
               </w:rPr>
             </w:pPr>
             <w:r>
               <w:rPr>
                 <w:b/>
                 <w:bCs/>
-                <w:sz w:val="16"/>
-                <w:szCs w:val="16"/>
+                <w:sz w:val="22"/>
+                <w:szCs w:val="22"/>
               </w:rPr>
               <w:t>Member 4 (Niguidula, Halden H.)</w:t>
             </w:r>
           </w:p>
           <w:p>
             <w:pPr>
-              <w:spacing w:before="0" w:after="0" w:line="190" w:lineRule="auto"/>
               <w:numPr>
                 <w:ilvl w:val="0"/>
                 <w:numId w:val="5"/>
               </w:numPr>
+              <w:spacing w:line="190" w:lineRule="auto"/>
               <w:ind w:left="400" w:hanging="250"/>
               <w:rPr>
-                <w:sz w:val="15"/>
-                <w:szCs w:val="15"/>
+                <w:sz w:val="22"/>
+                <w:szCs w:val="22"/>
               </w:rPr>
             </w:pPr>
             <w:r>
               <w:rPr>
-                <w:sz w:val="15"/>
-                <w:szCs w:val="15"/>
-              </w:rPr>
-              <w:t xml:space="preserve">Design UI mockups for the Suppliers page and install the Chart.js library for graphs.</w:t>
+                <w:sz w:val="22"/>
+                <w:szCs w:val="22"/>
+              </w:rPr>
+              <w:t>Design UI mockups for the Suppliers page and install the Chart.js library for graphs.</w:t>
             </w:r>
           </w:p>
         </w:tc>
         <w:tc>
           <w:tcPr>
             <w:tcW w:w="5395" w:type="dxa"/>
+            <w:tcMar>
+              <w:top w:w="115" w:type="dxa"/>
+              <w:bottom w:w="115" w:type="dxa"/>
+            </w:tcMar>
           </w:tcPr>
           <w:p>
             <w:pPr>
-              <w:spacing w:before="0" w:after="0" w:line="190" w:lineRule="auto"/>
-              <w:rPr>
-                <w:b/>
-                <w:bCs/>
-                <w:sz w:val="16"/>
-                <w:szCs w:val="16"/>
+              <w:spacing w:line="190" w:lineRule="auto"/>
+              <w:rPr>
+                <w:b/>
+                <w:bCs/>
+                <w:sz w:val="22"/>
+                <w:szCs w:val="22"/>
               </w:rPr>
             </w:pPr>
             <w:r>
               <w:rPr>
                 <w:b/>
                 <w:bCs/>
-                <w:sz w:val="16"/>
-                <w:szCs w:val="16"/>
+                <w:sz w:val="22"/>
+                <w:szCs w:val="22"/>
               </w:rPr>
               <w:t>Member 4 (Niguidula, Halden H.)</w:t>
             </w:r>
           </w:p>
           <w:p>
             <w:pPr>
-              <w:spacing w:before="0" w:after="0" w:line="190" w:lineRule="auto"/>
               <w:numPr>
                 <w:ilvl w:val="0"/>
                 <w:numId w:val="2"/>
               </w:numPr>
+              <w:spacing w:line="190" w:lineRule="auto"/>
               <w:ind w:left="400" w:hanging="250"/>
               <w:rPr>
-                <w:sz w:val="15"/>
-                <w:szCs w:val="15"/>
+                <w:sz w:val="22"/>
+                <w:szCs w:val="22"/>
               </w:rPr>
             </w:pPr>
             <w:r>
               <w:rPr>
-                <w:sz w:val="15"/>
-                <w:szCs w:val="15"/>
-              </w:rPr>
-              <w:t xml:space="preserve">Created the Suppliers screen layout and added Chart.js to the project assets.</w:t>
+                <w:sz w:val="22"/>
+                <w:szCs w:val="22"/>
+              </w:rPr>
+              <w:t>Created the Suppliers screen layout and added Chart.js to the project assets.</w:t>
             </w:r>
           </w:p>
         </w:tc>
       </w:tr>
-      <w:tr xmlns:w="http://schemas.openxmlformats.org/wordprocessingml/2006/main" xmlns:w14="http://schemas.microsoft.com/office/word/2010/wordml">
+      <w:tr>
         <w:trPr>
-          <w:cantSplit w:val="1"/>
-          <w:trHeight w:hRule="atLeast" w:val="360"/>
-          <w:tblHeader w:val="0"/>
+          <w:trHeight w:val="360"/>
         </w:trPr>
         <w:tc>
           <w:tcPr>
             <w:tcW w:w="5395" w:type="dxa"/>
+            <w:tcMar>
+              <w:top w:w="115" w:type="dxa"/>
+              <w:bottom w:w="115" w:type="dxa"/>
+            </w:tcMar>
           </w:tcPr>
           <w:p>
             <w:pPr>
-              <w:spacing w:before="0" w:after="0" w:line="190" w:lineRule="auto"/>
-              <w:rPr>
-                <w:b/>
-                <w:bCs/>
-                <w:sz w:val="16"/>
-                <w:szCs w:val="16"/>
+              <w:spacing w:line="190" w:lineRule="auto"/>
+              <w:rPr>
+                <w:b/>
+                <w:bCs/>
+                <w:sz w:val="22"/>
+                <w:szCs w:val="22"/>
               </w:rPr>
             </w:pPr>
             <w:r>
               <w:rPr>
                 <w:b/>
                 <w:bCs/>
-                <w:sz w:val="16"/>
-                <w:szCs w:val="16"/>
+                <w:sz w:val="22"/>
+                <w:szCs w:val="22"/>
               </w:rPr>
               <w:t>Member 5 (Pineda, Adrian Jury C.)</w:t>
             </w:r>
           </w:p>
           <w:p>
             <w:pPr>
-              <w:spacing w:before="0" w:after="0" w:line="190" w:lineRule="auto"/>
               <w:numPr>
                 <w:ilvl w:val="0"/>
                 <w:numId w:val="5"/>
               </w:numPr>
+              <w:spacing w:line="190" w:lineRule="auto"/>
               <w:ind w:left="400" w:hanging="250"/>
               <w:rPr>
-                <w:sz w:val="15"/>
-                <w:szCs w:val="15"/>
+                <w:sz w:val="22"/>
+                <w:szCs w:val="22"/>
               </w:rPr>
             </w:pPr>
             <w:r>
               <w:rPr>
-                <w:sz w:val="15"/>
-                <w:szCs w:val="15"/>
-              </w:rPr>
-              <w:t xml:space="preserve">Draw Use Case diagrams for Supplier management and Cashier shifts.</w:t>
+                <w:sz w:val="22"/>
+                <w:szCs w:val="22"/>
+              </w:rPr>
+              <w:t>Draw Use Case diagrams for Supplier management and Cashier shifts.</w:t>
             </w:r>
           </w:p>
         </w:tc>
         <w:tc>
           <w:tcPr>
             <w:tcW w:w="5395" w:type="dxa"/>
+            <w:tcMar>
+              <w:top w:w="115" w:type="dxa"/>
+              <w:bottom w:w="115" w:type="dxa"/>
+            </w:tcMar>
           </w:tcPr>
           <w:p>
             <w:pPr>
-              <w:spacing w:before="0" w:after="0" w:line="190" w:lineRule="auto"/>
-              <w:rPr>
-                <w:b/>
-                <w:bCs/>
-                <w:sz w:val="16"/>
-                <w:szCs w:val="16"/>
+              <w:spacing w:line="190" w:lineRule="auto"/>
+              <w:rPr>
+                <w:b/>
+                <w:bCs/>
+                <w:sz w:val="22"/>
+                <w:szCs w:val="22"/>
               </w:rPr>
             </w:pPr>
             <w:r>
               <w:rPr>
                 <w:b/>
                 <w:bCs/>
-                <w:sz w:val="16"/>
-                <w:szCs w:val="16"/>
+                <w:sz w:val="22"/>
+                <w:szCs w:val="22"/>
               </w:rPr>
               <w:t>Member 5 (Pineda, Adrian Jury C.)</w:t>
             </w:r>
           </w:p>
           <w:p>
             <w:pPr>
-              <w:spacing w:before="0" w:after="0" w:line="190" w:lineRule="auto"/>
               <w:numPr>
                 <w:ilvl w:val="0"/>
                 <w:numId w:val="2"/>
               </w:numPr>
+              <w:spacing w:line="190" w:lineRule="auto"/>
               <w:ind w:left="400" w:hanging="250"/>
               <w:rPr>
-                <w:sz w:val="15"/>
-                <w:szCs w:val="15"/>
+                <w:sz w:val="22"/>
+                <w:szCs w:val="22"/>
               </w:rPr>
             </w:pPr>
             <w:r>
               <w:rPr>
-                <w:sz w:val="15"/>
-                <w:szCs w:val="15"/>
-              </w:rPr>
-              <w:t xml:space="preserve">Created Use Case diagrams showing admin and cashier access for the new features.</w:t>
+                <w:sz w:val="22"/>
+                <w:szCs w:val="22"/>
+              </w:rPr>
+              <w:t>Created Use Case diagrams showing admin and cashier access for the new features.</w:t>
             </w:r>
           </w:p>
         </w:tc>
       </w:tr>
-      <w:tr xmlns:w="http://schemas.openxmlformats.org/wordprocessingml/2006/main" xmlns:w14="http://schemas.microsoft.com/office/word/2010/wordml">
+      <w:tr>
         <w:trPr>
-          <w:cantSplit w:val="1"/>
-          <w:trHeight w:hRule="atLeast" w:val="360"/>
-          <w:tblHeader w:val="0"/>
+          <w:trHeight w:val="360"/>
         </w:trPr>
         <w:tc>
           <w:tcPr>
             <w:tcW w:w="5395" w:type="dxa"/>
+            <w:tcMar>
+              <w:top w:w="115" w:type="dxa"/>
+              <w:bottom w:w="115" w:type="dxa"/>
+            </w:tcMar>
           </w:tcPr>
           <w:p>
             <w:pPr>
-              <w:spacing w:before="0" w:after="0" w:line="190" w:lineRule="auto"/>
-              <w:rPr>
-                <w:b/>
-                <w:bCs/>
-                <w:sz w:val="16"/>
-                <w:szCs w:val="16"/>
+              <w:spacing w:line="190" w:lineRule="auto"/>
+              <w:rPr>
+                <w:b/>
+                <w:bCs/>
+                <w:sz w:val="22"/>
+                <w:szCs w:val="22"/>
               </w:rPr>
             </w:pPr>
             <w:r>
               <w:rPr>
                 <w:b/>
                 <w:bCs/>
-                <w:sz w:val="16"/>
-                <w:szCs w:val="16"/>
+                <w:sz w:val="22"/>
+                <w:szCs w:val="22"/>
               </w:rPr>
               <w:t>Member 6 (Pineda, Fredrick Matthew)</w:t>
             </w:r>
           </w:p>
           <w:p>
             <w:pPr>
-              <w:spacing w:before="0" w:after="0" w:line="190" w:lineRule="auto"/>
               <w:numPr>
                 <w:ilvl w:val="0"/>
                 <w:numId w:val="5"/>
               </w:numPr>
+              <w:spacing w:line="190" w:lineRule="auto"/>
               <w:ind w:left="400" w:hanging="250"/>
               <w:rPr>
-                <w:sz w:val="15"/>
-                <w:szCs w:val="15"/>
+                <w:sz w:val="22"/>
+                <w:szCs w:val="22"/>
               </w:rPr>
             </w:pPr>
             <w:r>
               <w:rPr>
-                <w:sz w:val="15"/>
-                <w:szCs w:val="15"/>
-              </w:rPr>
-              <w:t xml:space="preserve">Review Chapter 4 institutional guidelines for heading styles and margins.</w:t>
+                <w:sz w:val="22"/>
+                <w:szCs w:val="22"/>
+              </w:rPr>
+              <w:t>Review Chapter 4 institutional guidelines for heading styles and margins.</w:t>
             </w:r>
           </w:p>
         </w:tc>
         <w:tc>
           <w:tcPr>
             <w:tcW w:w="5395" w:type="dxa"/>
+            <w:tcMar>
+              <w:top w:w="115" w:type="dxa"/>
+              <w:bottom w:w="115" w:type="dxa"/>
+            </w:tcMar>
           </w:tcPr>
           <w:p>
             <w:pPr>
-              <w:spacing w:before="0" w:after="0" w:line="190" w:lineRule="auto"/>
-              <w:rPr>
-                <w:b/>
-                <w:bCs/>
-                <w:sz w:val="16"/>
-                <w:szCs w:val="16"/>
+              <w:spacing w:line="190" w:lineRule="auto"/>
+              <w:rPr>
+                <w:b/>
+                <w:bCs/>
+                <w:sz w:val="22"/>
+                <w:szCs w:val="22"/>
               </w:rPr>
             </w:pPr>
             <w:r>
               <w:rPr>
                 <w:b/>
                 <w:bCs/>
-                <w:sz w:val="16"/>
-                <w:szCs w:val="16"/>
+                <w:sz w:val="22"/>
+                <w:szCs w:val="22"/>
               </w:rPr>
               <w:t>Member 6 (Pineda, Fredrick Matthew)</w:t>
             </w:r>
           </w:p>
           <w:p>
             <w:pPr>
-              <w:spacing w:before="0" w:after="0" w:line="190" w:lineRule="auto"/>
               <w:numPr>
                 <w:ilvl w:val="0"/>
                 <w:numId w:val="2"/>
               </w:numPr>
+              <w:spacing w:line="190" w:lineRule="auto"/>
               <w:ind w:left="400" w:hanging="250"/>
               <w:rPr>
-                <w:sz w:val="15"/>
-                <w:szCs w:val="15"/>
+                <w:sz w:val="22"/>
+                <w:szCs w:val="22"/>
               </w:rPr>
             </w:pPr>
             <w:r>
               <w:rPr>
-                <w:sz w:val="15"/>
-                <w:szCs w:val="15"/>
-              </w:rPr>
-              <w:t xml:space="preserve">Checked CCA guidelines to ensure the Chapter 4 draft follows formatting rules.</w:t>
+                <w:sz w:val="22"/>
+                <w:szCs w:val="22"/>
+              </w:rPr>
+              <w:t>Checked CCA guidelines to ensure the Chapter 4 draft follows formatting rules.</w:t>
             </w:r>
           </w:p>
         </w:tc>
@@ -876,29 +936,29 @@
     </w:tbl>
     <w:p>
       <w:pPr>
+        <w:spacing w:after="20" w:line="30" w:lineRule="exact"/>
         <w:rPr>
           <w:b/>
           <w:bCs/>
         </w:rPr>
-        <w:spacing w:before="0" w:after="20" w:line="30" w:lineRule="exact"/>
       </w:pPr>
     </w:p>
     <w:p>
       <w:pPr>
+        <w:spacing w:after="20" w:line="30" w:lineRule="exact"/>
         <w:rPr>
           <w:b/>
           <w:bCs/>
         </w:rPr>
-        <w:spacing w:before="0" w:after="20" w:line="30" w:lineRule="exact"/>
       </w:pPr>
     </w:p>
     <w:p>
       <w:pPr>
+        <w:spacing w:after="20" w:line="30" w:lineRule="exact"/>
         <w:rPr>
           <w:b/>
           <w:bCs/>
         </w:rPr>
-        <w:spacing w:before="0" w:after="20" w:line="30" w:lineRule="exact"/>
       </w:pPr>
     </w:p>
     <w:tbl>
@@ -1078,9 +1138,9 @@
                 </w:p>
               </w:tc>
             </w:tr>
-            <w:tr xmlns:w="http://schemas.openxmlformats.org/wordprocessingml/2006/main" xmlns:w14="http://schemas.microsoft.com/office/word/2010/wordml">
+            <w:tr>
               <w:trPr>
-                <w:cantSplit w:val="1"/>
+                <w:cantSplit/>
                 <w:trHeight w:val="240"/>
                 <w:jc w:val="center"/>
               </w:trPr>
@@ -1090,8 +1150,7 @@
                 </w:tcPr>
                 <w:p>
                   <w:pPr>
-                    <w:spacing w:before="0" w:after="0" w:line="180" w:lineRule="auto"/>
-                    <w:jc w:val="center"/>
+                    <w:spacing w:line="180" w:lineRule="auto"/>
                   </w:pPr>
                   <w:r>
                     <w:rPr>
@@ -1329,11 +1388,11 @@
     </w:tbl>
     <w:p>
       <w:pPr>
+        <w:spacing w:after="20" w:line="30" w:lineRule="exact"/>
         <w:rPr>
           <w:b/>
           <w:bCs/>
         </w:rPr>
-        <w:spacing w:before="0" w:after="20" w:line="30" w:lineRule="exact"/>
       </w:pPr>
     </w:p>
     <w:sectPr>
